--- a/laravel-app/database/data/internship/handbooks/data_science/Beyond_DataScience_Internship_Day_012_Student_Handbook.docx
+++ b/laravel-app/database/data/internship/handbooks/data_science/Beyond_DataScience_Internship_Day_012_Student_Handbook.docx
@@ -38,7 +38,7 @@
           <w:color w:val="1E293B"/>
           <w:sz w:val="28"/>
         </w:rPr>
-        <w:t>Environment And Notebook Setup</w:t>
+        <w:t>Python Types And Control Flow — Applied Baseline Lab</w:t>
       </w:r>
     </w:p>
     <w:p>
@@ -50,7 +50,7 @@
           <w:b w:val="0"/>
           <w:sz w:val="22"/>
         </w:rPr>
-        <w:t>Assessment and reflection. Full student study guide and practical laboratory manual for Beyond Enterprise interns.</w:t>
+        <w:t>Concept development. Full student study guide and practical laboratory manual for Beyond Enterprise interns.</w:t>
       </w:r>
     </w:p>
     <w:tbl>
@@ -141,7 +141,7 @@
               <w:rPr>
                 <w:sz w:val="18"/>
               </w:rPr>
-              <w:t>Assessment and reflection</w:t>
+              <w:t>Concept development</w:t>
             </w:r>
           </w:p>
         </w:tc>
@@ -167,7 +167,7 @@
               <w:rPr>
                 <w:sz w:val="18"/>
               </w:rPr>
-              <w:t>8 hours</w:t>
+              <w:t>8.0 hours</w:t>
             </w:r>
           </w:p>
         </w:tc>
@@ -180,7 +180,7 @@
               <w:rPr>
                 <w:sz w:val="18"/>
               </w:rPr>
-              <w:t>Python, Jupyter, pandas, LibreOffice Calc and public/offline datasets</w:t>
+              <w:t>Python, Jupyter, VS Code, Git</w:t>
             </w:r>
           </w:p>
         </w:tc>
@@ -198,7 +198,7 @@
           <w:color w:val="0B3F90"/>
           <w:sz w:val="20"/>
         </w:rPr>
-        <w:t>Day 12 objective  Complete the assessment and reflection for Environment And Notebook Setup: Apply environment and notebook setup safely and explain the result in a professional technical report.</w:t>
+        <w:t>Day 12 objective  Complete the concept development for Python Types And Control Flow — Applied Baseline Lab: Complete a supervised applied lab for Python types and control flow, record expected versus observed results, diagnose one controlled fault, and restore the approved state.</w:t>
       </w:r>
     </w:p>
     <w:p>
@@ -270,7 +270,7 @@
           <w:b w:val="0"/>
           <w:sz w:val="22"/>
         </w:rPr>
-        <w:t>Submit: Final artifact, demonstration evidence, 150-300 word reflection, and self-score against the rubric..</w:t>
+        <w:t>Submit: Baseline evidence, completed practical artifact, independent verification, safety/restoration record, and short professional report..</w:t>
       </w:r>
     </w:p>
     <w:p>
@@ -619,7 +619,7 @@
           <w:b w:val="0"/>
           <w:sz w:val="20"/>
         </w:rPr>
-        <w:t>Curriculum objective (source of truth): Apply environment and notebook setup safely and explain the result in a professional technical report.</w:t>
+        <w:t>Curriculum objective (source of truth): Complete a supervised applied lab for Python types and control flow, record expected versus observed results, diagnose one controlled fault, and restore the approved state.</w:t>
       </w:r>
     </w:p>
     <w:p>
@@ -631,7 +631,7 @@
           <w:b w:val="0"/>
           <w:sz w:val="22"/>
         </w:rPr>
-        <w:t>Explain Environment And Notebook Setup to a supervisor in under two minutes.</w:t>
+        <w:t>Explain Python Types And Control Flow — Applied Baseline Lab to a supervisor in under two minutes.</w:t>
       </w:r>
     </w:p>
     <w:p>
@@ -643,7 +643,7 @@
           <w:b w:val="0"/>
           <w:sz w:val="22"/>
         </w:rPr>
-        <w:t>Configure or verify the approved tools required for Environment And Notebook Setup.</w:t>
+        <w:t>Configure or verify the approved tools required for Python Types And Control Flow — Applied Baseline Lab.</w:t>
       </w:r>
     </w:p>
     <w:p>
@@ -655,7 +655,7 @@
           <w:b w:val="0"/>
           <w:sz w:val="22"/>
         </w:rPr>
-        <w:t>Implement or perform the assessment and reflection practical for this topic.</w:t>
+        <w:t>Implement or perform the concept development practical for this topic.</w:t>
       </w:r>
     </w:p>
     <w:p>
@@ -711,7 +711,7 @@
           <w:b w:val="0"/>
           <w:sz w:val="22"/>
         </w:rPr>
-        <w:t>Define the professional meaning of “Environment And Notebook Setup” before you use tools. Do not split the title into meaningless words. Connect each concept to today's practical action.</w:t>
+        <w:t>Define the professional meaning of “Python Types And Control Flow — Applied Baseline Lab” before you use tools. Do not split the title into meaningless words. Connect each concept to today's practical action.</w:t>
       </w:r>
     </w:p>
     <w:tbl>
@@ -1266,7 +1266,7 @@
           <w:b w:val="0"/>
           <w:sz w:val="22"/>
         </w:rPr>
-        <w:t>Tools available: Python, Jupyter, pandas, LibreOffice Calc and public/offline datasets.</w:t>
+        <w:t>Tools available: Python, Jupyter, VS Code, Git.</w:t>
       </w:r>
     </w:p>
     <w:p>
@@ -1381,7 +1381,7 @@
               <w:rPr>
                 <w:sz w:val="18"/>
               </w:rPr>
-              <w:t>Python, Jupyter, pandas, LibreOffice Calc and public/offline datasets</w:t>
+              <w:t>Python, Jupyter, VS Code, Git</w:t>
             </w:r>
           </w:p>
         </w:tc>
@@ -1463,7 +1463,7 @@
           <w:b w:val="0"/>
           <w:sz w:val="18"/>
         </w:rPr>
-        <w:t>└── Day_12_Environment_And_Notebook_Setup/</w:t>
+        <w:t>└── Day_12_Python_Types_And_Control_Flow_Applied_Baseline_L/</w:t>
       </w:r>
     </w:p>
     <w:p>
@@ -1616,7 +1616,7 @@
           <w:b w:val="0"/>
           <w:sz w:val="18"/>
         </w:rPr>
-        <w:t>mkdir Beyond_DataScience_Internship\Day_12_Environment_And_Notebook_Setup\evidence, Beyond_DataScience_Internship\Day_12_Environment_And_Notebook_Setup\notebooks, Beyond_DataScience_Internship\Day_12_Environment_And_Notebook_Setup\src, Beyond_DataScience_Internship\Day_12_Environment_And_Notebook_Setup\data, Beyond_DataScience_Internship\Day_12_Environment_And_Notebook_Setup\output, Beyond_DataScience_Internship\Day_12_Environment_And_Notebook_Setup\report -Force</w:t>
+        <w:t>mkdir Beyond_DataScience_Internship\Day_12_Python_Types_And_Control_Flow_Applied_Baseline_L\evidence, Beyond_DataScience_Internship\Day_12_Python_Types_And_Control_Flow_Applied_Baseline_L\notebooks, Beyond_DataScience_Internship\Day_12_Python_Types_And_Control_Flow_Applied_Baseline_L\src, Beyond_DataScience_Internship\Day_12_Python_Types_And_Control_Flow_Applied_Baseline_L\data, Beyond_DataScience_Internship\Day_12_Python_Types_And_Control_Flow_Applied_Baseline_L\output, Beyond_DataScience_Internship\Day_12_Python_Types_And_Control_Flow_Applied_Baseline_L\report -Force</w:t>
       </w:r>
     </w:p>
     <w:p/>
@@ -1657,7 +1657,7 @@
           <w:b w:val="0"/>
           <w:sz w:val="18"/>
         </w:rPr>
-        <w:t>mkdir -p Beyond_DataScience_Internship/Day_12_Environment_And_Notebook_Setup/{evidence,notebooks,src,data,output,report}</w:t>
+        <w:t>mkdir -p Beyond_DataScience_Internship/Day_12_Python_Types_And_Control_Flow_Applied_Baseline_L/{evidence,notebooks,src,data,output,report}</w:t>
       </w:r>
     </w:p>
     <w:p/>
@@ -1773,7 +1773,7 @@
           <w:color w:val="0B3F90"/>
           <w:sz w:val="24"/>
         </w:rPr>
-        <w:t>Assessment and reflection: Environment And Notebook Setup</w:t>
+        <w:t>Concept development: Python Types And Control Flow — Applied Baseline Lab</w:t>
       </w:r>
     </w:p>
     <w:p>
@@ -1797,7 +1797,7 @@
           <w:b w:val="0"/>
           <w:sz w:val="20"/>
         </w:rPr>
-        <w:t>• Complete the practical assessment for environment and notebook setup, demonstrate the result, and explain decisions in your own words.</w:t>
+        <w:t>• Review the Day 12 scope, prerequisite from Day 11, and supervisor instructions before touching software, accounts, cables, power, rigging, networks, or equipment.</w:t>
       </w:r>
     </w:p>
     <w:p>
@@ -1809,7 +1809,7 @@
           <w:b w:val="0"/>
           <w:sz w:val="20"/>
         </w:rPr>
-        <w:t>• Work only in an authorized lab, VM or on equipment assigned by Beyond.</w:t>
+        <w:t>• Confirm the authorized lab/equipment boundary, owner, asset IDs, workspace condition, backup/rollback state, emergency procedure, and any PPE or spotter requirement.</w:t>
       </w:r>
     </w:p>
     <w:p>
@@ -1821,7 +1821,79 @@
           <w:b w:val="0"/>
           <w:sz w:val="20"/>
         </w:rPr>
-        <w:t>• Keep time entries truthful and ask the supervisor before changing production equipment.</w:t>
+        <w:t>• Verify only the approved tools for today: Python, Jupyter, VS Code, Git. Record versions, firmware, serial/asset references, calibration status, or configuration as relevant. Avoid unnecessary installation or updates.</w:t>
+      </w:r>
+    </w:p>
+    <w:p>
+      <w:pPr>
+        <w:spacing w:after="120"/>
+      </w:pPr>
+      <w:r>
+        <w:rPr>
+          <w:b w:val="0"/>
+          <w:sz w:val="20"/>
+        </w:rPr>
+        <w:t>• Create Day_012_python_types_and_control_flow__applied_baseline_lab with evidence, diagrams or src, checklists or tests, output, and report folders.</w:t>
+      </w:r>
+    </w:p>
+    <w:p>
+      <w:pPr>
+        <w:spacing w:after="120"/>
+      </w:pPr>
+      <w:r>
+        <w:rPr>
+          <w:b w:val="0"/>
+          <w:sz w:val="20"/>
+        </w:rPr>
+        <w:t>• Capture a privacy-reviewed baseline photograph/screenshot and record expected result, measurement units, acceptance limit, and stop condition.</w:t>
+      </w:r>
+    </w:p>
+    <w:p>
+      <w:pPr>
+        <w:spacing w:after="120"/>
+      </w:pPr>
+      <w:r>
+        <w:rPr>
+          <w:b w:val="0"/>
+          <w:sz w:val="20"/>
+        </w:rPr>
+        <w:t>• Complete the practical objective: Complete a supervised applied lab for Python types and control flow, record expected versus observed results, diagnose one controlled fault, and restore the approved state.</w:t>
+      </w:r>
+    </w:p>
+    <w:p>
+      <w:pPr>
+        <w:spacing w:after="120"/>
+      </w:pPr>
+      <w:r>
+        <w:rPr>
+          <w:b w:val="0"/>
+          <w:sz w:val="20"/>
+        </w:rPr>
+        <w:t>• Introduce or analyze only an approved controlled fault/edge case. Troubleshoot systematically, preserve evidence, and return the lab/equipment to its approved state.</w:t>
+      </w:r>
+    </w:p>
+    <w:p>
+      <w:pPr>
+        <w:spacing w:after="120"/>
+      </w:pPr>
+      <w:r>
+        <w:rPr>
+          <w:b w:val="0"/>
+          <w:sz w:val="20"/>
+        </w:rPr>
+        <w:t>• Verify independently through a second instrument/path/test, clean rerun, configuration comparison, peer check, or supervisor sign-off. Distinguish evidence from proof.</w:t>
+      </w:r>
+    </w:p>
+    <w:p>
+      <w:pPr>
+        <w:spacing w:after="120"/>
+      </w:pPr>
+      <w:r>
+        <w:rPr>
+          <w:b w:val="0"/>
+          <w:sz w:val="20"/>
+        </w:rPr>
+        <w:t>• Complete the discipline safety/ethics checklist, inventory/custody or cleanup check, and a professional report with honest limitations and assistance disclosure.</w:t>
       </w:r>
     </w:p>
     <w:p>
@@ -1847,7 +1919,7 @@
           <w:b w:val="0"/>
           <w:sz w:val="18"/>
         </w:rPr>
-        <w:t># day_12_lab.py — Assessment and reflection: Environment And Notebook Setup</w:t>
+        <w:t># day_12_lab.py — Concept development: Python Types And Control Flow — Applied Baseline Lab</w:t>
       </w:r>
     </w:p>
     <w:p>
@@ -1889,7 +1961,7 @@
           <w:b w:val="0"/>
           <w:sz w:val="18"/>
         </w:rPr>
-        <w:t>"""Day 12 practical starter for Environment And Notebook Setup.</w:t>
+        <w:t>"""Day 12 practical starter for Python Types And Control Flow — Applied Baseline Lab.</w:t>
       </w:r>
     </w:p>
     <w:p>
@@ -2071,7 +2143,7 @@
           <w:b w:val="0"/>
           <w:sz w:val="18"/>
         </w:rPr>
-        <w:t xml:space="preserve">    print("Program topic:", 'Environment And Notebook Setup')</w:t>
+        <w:t xml:space="preserve">    print("Program topic:", 'Python Types And Control Flow — Applied Baseline Lab')</w:t>
       </w:r>
     </w:p>
     <w:p>
@@ -2085,7 +2157,7 @@
           <w:b w:val="0"/>
           <w:sz w:val="18"/>
         </w:rPr>
-        <w:t xml:space="preserve">    print("Day mode:", 'Assessment and reflection')</w:t>
+        <w:t xml:space="preserve">    print("Day mode:", 'Concept development')</w:t>
       </w:r>
     </w:p>
     <w:p>
@@ -5690,7 +5762,7 @@
           <w:b w:val="0"/>
           <w:sz w:val="22"/>
         </w:rPr>
-        <w:t>Objective addressed for Environment And Notebook Setup</w:t>
+        <w:t>Objective addressed for Python Types And Control Flow — Applied Baseline Lab</w:t>
       </w:r>
     </w:p>
     <w:p>
@@ -5702,7 +5774,7 @@
           <w:b w:val="0"/>
           <w:sz w:val="22"/>
         </w:rPr>
-        <w:t>Assessment and reflection practical completed</w:t>
+        <w:t>Concept development practical completed</w:t>
       </w:r>
     </w:p>
     <w:p>
@@ -5794,7 +5866,7 @@
           <w:b w:val="0"/>
           <w:sz w:val="22"/>
         </w:rPr>
-        <w:t>Matches: Final artifact, demonstration evidence, 150-300 word reflection, and self-score against the rubric.</w:t>
+        <w:t>Matches: Baseline evidence, completed practical artifact, independent verification, safety/restoration record, and short professional report.</w:t>
       </w:r>
     </w:p>
     <w:p>
@@ -5826,7 +5898,7 @@
           <w:b w:val="0"/>
           <w:sz w:val="22"/>
         </w:rPr>
-        <w:t>Explain Environment And Notebook Setup without reading.</w:t>
+        <w:t>Explain Python Types And Control Flow — Applied Baseline Lab without reading.</w:t>
       </w:r>
     </w:p>
     <w:p>
@@ -5918,7 +5990,7 @@
           <w:b w:val="0"/>
           <w:sz w:val="22"/>
         </w:rPr>
-        <w:t>Today is Day 12 (Assessment and reflection) on Environment And Notebook Setup. I worked only in the authorized Beyond data analysis lab. I completed the practical objective, verified with a second check, and packaged evidence. Main risk: unauthorized or unsafe action; control: checklist + supervisor escalation. Limitation: classroom/lab scope only. Next: continue the topic cycle and keep documentation reproducible.</w:t>
+        <w:t>Today is Day 12 (Concept development) on Python Types And Control Flow — Applied Baseline Lab. I worked only in the authorized Beyond data analysis lab. I completed the practical objective, verified with a second check, and packaged evidence. Main risk: unauthorized or unsafe action; control: checklist + supervisor escalation. Limitation: classroom/lab scope only. Next: continue the topic cycle and keep documentation reproducible.</w:t>
       </w:r>
     </w:p>
     <w:p>
